--- a/sources/Sensei-Solution Architecture Document-1.0.docx
+++ b/sources/Sensei-Solution Architecture Document-1.0.docx
@@ -1719,7 +1719,7 @@
                 <w:noProof/>
                 <w:webHidden/>
               </w:rPr>
-              <w:t>11</w:t>
+              <w:t>12</w:t>
             </w:r>
             <w:r>
               <w:rPr>
@@ -1788,7 +1788,7 @@
                 <w:noProof/>
                 <w:webHidden/>
               </w:rPr>
-              <w:t>11</w:t>
+              <w:t>12</w:t>
             </w:r>
             <w:r>
               <w:rPr>
@@ -1857,7 +1857,7 @@
                 <w:noProof/>
                 <w:webHidden/>
               </w:rPr>
-              <w:t>11</w:t>
+              <w:t>12</w:t>
             </w:r>
             <w:r>
               <w:rPr>
@@ -1926,7 +1926,7 @@
                 <w:noProof/>
                 <w:webHidden/>
               </w:rPr>
-              <w:t>11</w:t>
+              <w:t>13</w:t>
             </w:r>
             <w:r>
               <w:rPr>
@@ -1995,7 +1995,7 @@
                 <w:noProof/>
                 <w:webHidden/>
               </w:rPr>
-              <w:t>12</w:t>
+              <w:t>17</w:t>
             </w:r>
             <w:r>
               <w:rPr>
@@ -2064,7 +2064,7 @@
                 <w:noProof/>
                 <w:webHidden/>
               </w:rPr>
-              <w:t>12</w:t>
+              <w:t>17</w:t>
             </w:r>
             <w:r>
               <w:rPr>
@@ -2133,7 +2133,7 @@
                 <w:noProof/>
                 <w:webHidden/>
               </w:rPr>
-              <w:t>13</w:t>
+              <w:t>18</w:t>
             </w:r>
             <w:r>
               <w:rPr>
@@ -2202,7 +2202,7 @@
                 <w:noProof/>
                 <w:webHidden/>
               </w:rPr>
-              <w:t>14</w:t>
+              <w:t>19</w:t>
             </w:r>
             <w:r>
               <w:rPr>
@@ -2271,7 +2271,7 @@
                 <w:noProof/>
                 <w:webHidden/>
               </w:rPr>
-              <w:t>15</w:t>
+              <w:t>20</w:t>
             </w:r>
             <w:r>
               <w:rPr>
@@ -2340,7 +2340,7 @@
                 <w:noProof/>
                 <w:webHidden/>
               </w:rPr>
-              <w:t>16</w:t>
+              <w:t>21</w:t>
             </w:r>
             <w:r>
               <w:rPr>
@@ -2409,7 +2409,7 @@
                 <w:noProof/>
                 <w:webHidden/>
               </w:rPr>
-              <w:t>17</w:t>
+              <w:t>22</w:t>
             </w:r>
             <w:r>
               <w:rPr>
@@ -2471,7 +2471,7 @@
                 <w:noProof/>
                 <w:webHidden/>
               </w:rPr>
-              <w:t>17</w:t>
+              <w:t>22</w:t>
             </w:r>
             <w:r>
               <w:rPr>
@@ -2540,7 +2540,7 @@
                 <w:noProof/>
                 <w:webHidden/>
               </w:rPr>
-              <w:t>18</w:t>
+              <w:t>23</w:t>
             </w:r>
             <w:r>
               <w:rPr>
@@ -2609,7 +2609,7 @@
                 <w:noProof/>
                 <w:webHidden/>
               </w:rPr>
-              <w:t>18</w:t>
+              <w:t>23</w:t>
             </w:r>
             <w:r>
               <w:rPr>
@@ -2678,7 +2678,7 @@
                 <w:noProof/>
                 <w:webHidden/>
               </w:rPr>
-              <w:t>19</w:t>
+              <w:t>24</w:t>
             </w:r>
             <w:r>
               <w:rPr>
@@ -2747,7 +2747,7 @@
                 <w:noProof/>
                 <w:webHidden/>
               </w:rPr>
-              <w:t>20</w:t>
+              <w:t>25</w:t>
             </w:r>
             <w:r>
               <w:rPr>
@@ -2816,7 +2816,7 @@
                 <w:noProof/>
                 <w:webHidden/>
               </w:rPr>
-              <w:t>21</w:t>
+              <w:t>26</w:t>
             </w:r>
             <w:r>
               <w:rPr>
@@ -2885,7 +2885,7 @@
                 <w:noProof/>
                 <w:webHidden/>
               </w:rPr>
-              <w:t>22</w:t>
+              <w:t>27</w:t>
             </w:r>
             <w:r>
               <w:rPr>
@@ -2954,7 +2954,7 @@
                 <w:noProof/>
                 <w:webHidden/>
               </w:rPr>
-              <w:t>23</w:t>
+              <w:t>28</w:t>
             </w:r>
             <w:r>
               <w:rPr>
@@ -3016,7 +3016,7 @@
                 <w:noProof/>
                 <w:webHidden/>
               </w:rPr>
-              <w:t>23</w:t>
+              <w:t>28</w:t>
             </w:r>
             <w:r>
               <w:rPr>
@@ -3085,7 +3085,7 @@
                 <w:noProof/>
                 <w:webHidden/>
               </w:rPr>
-              <w:t>24</w:t>
+              <w:t>29</w:t>
             </w:r>
             <w:r>
               <w:rPr>
@@ -3154,7 +3154,7 @@
                 <w:noProof/>
                 <w:webHidden/>
               </w:rPr>
-              <w:t>25</w:t>
+              <w:t>30</w:t>
             </w:r>
             <w:r>
               <w:rPr>
@@ -3223,7 +3223,7 @@
                 <w:noProof/>
                 <w:webHidden/>
               </w:rPr>
-              <w:t>26</w:t>
+              <w:t>31</w:t>
             </w:r>
             <w:r>
               <w:rPr>
@@ -3292,7 +3292,7 @@
                 <w:noProof/>
                 <w:webHidden/>
               </w:rPr>
-              <w:t>26</w:t>
+              <w:t>31</w:t>
             </w:r>
             <w:r>
               <w:rPr>
@@ -3361,7 +3361,7 @@
                 <w:noProof/>
                 <w:webHidden/>
               </w:rPr>
-              <w:t>27</w:t>
+              <w:t>32</w:t>
             </w:r>
             <w:r>
               <w:rPr>
@@ -3430,7 +3430,7 @@
                 <w:noProof/>
                 <w:webHidden/>
               </w:rPr>
-              <w:t>28</w:t>
+              <w:t>33</w:t>
             </w:r>
             <w:r>
               <w:rPr>
@@ -3492,7 +3492,7 @@
                 <w:noProof/>
                 <w:webHidden/>
               </w:rPr>
-              <w:t>28</w:t>
+              <w:t>33</w:t>
             </w:r>
             <w:r>
               <w:rPr>
@@ -3561,7 +3561,7 @@
                 <w:noProof/>
                 <w:webHidden/>
               </w:rPr>
-              <w:t>29</w:t>
+              <w:t>35</w:t>
             </w:r>
             <w:r>
               <w:rPr>
@@ -3630,7 +3630,7 @@
                 <w:noProof/>
                 <w:webHidden/>
               </w:rPr>
-              <w:t>29</w:t>
+              <w:t>35</w:t>
             </w:r>
             <w:r>
               <w:rPr>
@@ -3699,7 +3699,7 @@
                 <w:noProof/>
                 <w:webHidden/>
               </w:rPr>
-              <w:t>29</w:t>
+              <w:t>36</w:t>
             </w:r>
             <w:r>
               <w:rPr>
@@ -3768,7 +3768,7 @@
                 <w:noProof/>
                 <w:webHidden/>
               </w:rPr>
-              <w:t>29</w:t>
+              <w:t>36</w:t>
             </w:r>
             <w:r>
               <w:rPr>
@@ -3824,20 +3824,16 @@
                 <w:noProof/>
                 <w:webHidden/>
               </w:rPr>
-            </w:r>
-            <w:r>
-              <w:rPr>
+              <w:fldChar w:fldCharType="separate"/>
+            </w:r>
+            <w:r>
+              <w:rPr>
+                <w:b/>
+                <w:bCs/>
                 <w:noProof/>
                 <w:webHidden/>
               </w:rPr>
-              <w:fldChar w:fldCharType="separate"/>
-            </w:r>
-            <w:r>
-              <w:rPr>
-                <w:noProof/>
-                <w:webHidden/>
-              </w:rPr>
-              <w:t>30</w:t>
+              <w:t>Error! Bookmark not defined.</w:t>
             </w:r>
             <w:r>
               <w:rPr>
@@ -3893,20 +3889,16 @@
                 <w:noProof/>
                 <w:webHidden/>
               </w:rPr>
-            </w:r>
-            <w:r>
-              <w:rPr>
+              <w:fldChar w:fldCharType="separate"/>
+            </w:r>
+            <w:r>
+              <w:rPr>
+                <w:b/>
+                <w:bCs/>
                 <w:noProof/>
                 <w:webHidden/>
               </w:rPr>
-              <w:fldChar w:fldCharType="separate"/>
-            </w:r>
-            <w:r>
-              <w:rPr>
-                <w:noProof/>
-                <w:webHidden/>
-              </w:rPr>
-              <w:t>30</w:t>
+              <w:t>Error! Bookmark not defined.</w:t>
             </w:r>
             <w:r>
               <w:rPr>
@@ -3962,20 +3954,16 @@
                 <w:noProof/>
                 <w:webHidden/>
               </w:rPr>
-            </w:r>
-            <w:r>
-              <w:rPr>
+              <w:fldChar w:fldCharType="separate"/>
+            </w:r>
+            <w:r>
+              <w:rPr>
+                <w:b/>
+                <w:bCs/>
                 <w:noProof/>
                 <w:webHidden/>
               </w:rPr>
-              <w:fldChar w:fldCharType="separate"/>
-            </w:r>
-            <w:r>
-              <w:rPr>
-                <w:noProof/>
-                <w:webHidden/>
-              </w:rPr>
-              <w:t>30</w:t>
+              <w:t>Error! Bookmark not defined.</w:t>
             </w:r>
             <w:r>
               <w:rPr>
@@ -4031,20 +4019,16 @@
                 <w:noProof/>
                 <w:webHidden/>
               </w:rPr>
-            </w:r>
-            <w:r>
-              <w:rPr>
+              <w:fldChar w:fldCharType="separate"/>
+            </w:r>
+            <w:r>
+              <w:rPr>
+                <w:b/>
+                <w:bCs/>
                 <w:noProof/>
                 <w:webHidden/>
               </w:rPr>
-              <w:fldChar w:fldCharType="separate"/>
-            </w:r>
-            <w:r>
-              <w:rPr>
-                <w:noProof/>
-                <w:webHidden/>
-              </w:rPr>
-              <w:t>30</w:t>
+              <w:t>Error! Bookmark not defined.</w:t>
             </w:r>
             <w:r>
               <w:rPr>
@@ -4100,20 +4084,16 @@
                 <w:noProof/>
                 <w:webHidden/>
               </w:rPr>
-            </w:r>
-            <w:r>
-              <w:rPr>
+              <w:fldChar w:fldCharType="separate"/>
+            </w:r>
+            <w:r>
+              <w:rPr>
+                <w:b/>
+                <w:bCs/>
                 <w:noProof/>
                 <w:webHidden/>
               </w:rPr>
-              <w:fldChar w:fldCharType="separate"/>
-            </w:r>
-            <w:r>
-              <w:rPr>
-                <w:noProof/>
-                <w:webHidden/>
-              </w:rPr>
-              <w:t>30</w:t>
+              <w:t>Error! Bookmark not defined.</w:t>
             </w:r>
             <w:r>
               <w:rPr>
@@ -4169,20 +4149,16 @@
                 <w:noProof/>
                 <w:webHidden/>
               </w:rPr>
-            </w:r>
-            <w:r>
-              <w:rPr>
+              <w:fldChar w:fldCharType="separate"/>
+            </w:r>
+            <w:r>
+              <w:rPr>
+                <w:b/>
+                <w:bCs/>
                 <w:noProof/>
                 <w:webHidden/>
               </w:rPr>
-              <w:fldChar w:fldCharType="separate"/>
-            </w:r>
-            <w:r>
-              <w:rPr>
-                <w:noProof/>
-                <w:webHidden/>
-              </w:rPr>
-              <w:t>30</w:t>
+              <w:t>Error! Bookmark not defined.</w:t>
             </w:r>
             <w:r>
               <w:rPr>
@@ -4251,7 +4227,7 @@
                 <w:noProof/>
                 <w:webHidden/>
               </w:rPr>
-              <w:t>30</w:t>
+              <w:t>49</w:t>
             </w:r>
             <w:r>
               <w:rPr>
@@ -4320,7 +4296,7 @@
                 <w:noProof/>
                 <w:webHidden/>
               </w:rPr>
-              <w:t>30</w:t>
+              <w:t>50</w:t>
             </w:r>
             <w:r>
               <w:rPr>
@@ -4389,7 +4365,7 @@
                 <w:noProof/>
                 <w:webHidden/>
               </w:rPr>
-              <w:t>31</w:t>
+              <w:t>51</w:t>
             </w:r>
             <w:r>
               <w:rPr>
@@ -36590,10 +36566,27 @@
 </file>
 
 <file path=customXml/item1.xml><?xml version="1.0" encoding="utf-8"?>
+<?mso-contentType ?>
+<FormTemplates xmlns="http://schemas.microsoft.com/sharepoint/v3/contenttype/forms">
+  <Display>DocumentLibraryForm</Display>
+  <Edit>DocumentLibraryForm</Edit>
+  <New>DocumentLibraryForm</New>
+</FormTemplates>
+</file>
+
+<file path=customXml/item2.xml><?xml version="1.0" encoding="utf-8"?>
 <b:Sources xmlns:b="http://schemas.openxmlformats.org/officeDocument/2006/bibliography" xmlns="http://schemas.openxmlformats.org/officeDocument/2006/bibliography" SelectedStyle="\APASixthEditionOfficeOnline.xsl" StyleName="APA" Version="6"/>
 </file>
 
-<file path=customXml/item2.xml><?xml version="1.0" encoding="utf-8"?>
+<file path=customXml/item3.xml><?xml version="1.0" encoding="utf-8"?>
+<p:properties xmlns:p="http://schemas.microsoft.com/office/2006/metadata/properties" xmlns:xsi="http://www.w3.org/2001/XMLSchema-instance" xmlns:pc="http://schemas.microsoft.com/office/infopath/2007/PartnerControls">
+  <documentManagement>
+    <_activity xmlns="88ba1dac-c692-4c8a-895c-b0e4a89e5e66" xsi:nil="true"/>
+  </documentManagement>
+</p:properties>
+</file>
+
+<file path=customXml/item4.xml><?xml version="1.0" encoding="utf-8"?>
 <ct:contentTypeSchema xmlns:ct="http://schemas.microsoft.com/office/2006/metadata/contentType" xmlns:ma="http://schemas.microsoft.com/office/2006/metadata/properties/metaAttributes" ct:_="" ma:_="" ma:contentTypeName="Document" ma:contentTypeID="0x01010058A39186A8FBAD4A91FA66114F1068AA" ma:contentTypeVersion="9" ma:contentTypeDescription="Create a new document." ma:contentTypeScope="" ma:versionID="a00ef3a3bb682533e39229d8eb75fffc">
   <xsd:schema xmlns:xsd="http://www.w3.org/2001/XMLSchema" xmlns:xs="http://www.w3.org/2001/XMLSchema" xmlns:p="http://schemas.microsoft.com/office/2006/metadata/properties" xmlns:ns3="88ba1dac-c692-4c8a-895c-b0e4a89e5e66" targetNamespace="http://schemas.microsoft.com/office/2006/metadata/properties" ma:root="true" ma:fieldsID="7969d9ffa1156cc6a32c54bc2871bc4c" ns3:_="">
     <xsd:import namespace="88ba1dac-c692-4c8a-895c-b0e4a89e5e66"/>
@@ -36769,24 +36762,15 @@
 </ct:contentTypeSchema>
 </file>
 
-<file path=customXml/item3.xml><?xml version="1.0" encoding="utf-8"?>
-<?mso-contentType ?>
-<FormTemplates xmlns="http://schemas.microsoft.com/sharepoint/v3/contenttype/forms">
-  <Display>DocumentLibraryForm</Display>
-  <Edit>DocumentLibraryForm</Edit>
-  <New>DocumentLibraryForm</New>
-</FormTemplates>
+<file path=customXml/itemProps1.xml><?xml version="1.0" encoding="utf-8"?>
+<ds:datastoreItem xmlns:ds="http://schemas.openxmlformats.org/officeDocument/2006/customXml" ds:itemID="{45B6F2DA-7C14-4798-95E0-27C1ED576726}">
+  <ds:schemaRefs>
+    <ds:schemaRef ds:uri="http://schemas.microsoft.com/sharepoint/v3/contenttype/forms"/>
+  </ds:schemaRefs>
+</ds:datastoreItem>
 </file>
 
-<file path=customXml/item4.xml><?xml version="1.0" encoding="utf-8"?>
-<p:properties xmlns:p="http://schemas.microsoft.com/office/2006/metadata/properties" xmlns:xsi="http://www.w3.org/2001/XMLSchema-instance" xmlns:pc="http://schemas.microsoft.com/office/infopath/2007/PartnerControls">
-  <documentManagement>
-    <_activity xmlns="88ba1dac-c692-4c8a-895c-b0e4a89e5e66" xsi:nil="true"/>
-  </documentManagement>
-</p:properties>
-</file>
-
-<file path=customXml/itemProps1.xml><?xml version="1.0" encoding="utf-8"?>
+<file path=customXml/itemProps2.xml><?xml version="1.0" encoding="utf-8"?>
 <ds:datastoreItem xmlns:ds="http://schemas.openxmlformats.org/officeDocument/2006/customXml" ds:itemID="{B86FB137-1DC7-4902-819B-F06225BDA39C}">
   <ds:schemaRefs>
     <ds:schemaRef ds:uri="http://schemas.openxmlformats.org/officeDocument/2006/bibliography"/>
@@ -36794,7 +36778,17 @@
 </ds:datastoreItem>
 </file>
 
-<file path=customXml/itemProps2.xml><?xml version="1.0" encoding="utf-8"?>
+<file path=customXml/itemProps3.xml><?xml version="1.0" encoding="utf-8"?>
+<ds:datastoreItem xmlns:ds="http://schemas.openxmlformats.org/officeDocument/2006/customXml" ds:itemID="{517F7BEF-A2A4-4779-AC6E-1B40DE67F370}">
+  <ds:schemaRefs>
+    <ds:schemaRef ds:uri="http://schemas.microsoft.com/office/2006/metadata/properties"/>
+    <ds:schemaRef ds:uri="http://schemas.microsoft.com/office/infopath/2007/PartnerControls"/>
+    <ds:schemaRef ds:uri="88ba1dac-c692-4c8a-895c-b0e4a89e5e66"/>
+  </ds:schemaRefs>
+</ds:datastoreItem>
+</file>
+
+<file path=customXml/itemProps4.xml><?xml version="1.0" encoding="utf-8"?>
 <ds:datastoreItem xmlns:ds="http://schemas.openxmlformats.org/officeDocument/2006/customXml" ds:itemID="{CC87B446-8883-41B2-812B-EC37ECFBF940}">
   <ds:schemaRefs>
     <ds:schemaRef ds:uri="http://schemas.microsoft.com/office/2006/metadata/contentType"/>
@@ -36810,22 +36804,4 @@
     <ds:schemaRef ds:uri="http://schemas.microsoft.com/internal/obd"/>
   </ds:schemaRefs>
 </ds:datastoreItem>
-</file>
-
-<file path=customXml/itemProps3.xml><?xml version="1.0" encoding="utf-8"?>
-<ds:datastoreItem xmlns:ds="http://schemas.openxmlformats.org/officeDocument/2006/customXml" ds:itemID="{45B6F2DA-7C14-4798-95E0-27C1ED576726}">
-  <ds:schemaRefs>
-    <ds:schemaRef ds:uri="http://schemas.microsoft.com/sharepoint/v3/contenttype/forms"/>
-  </ds:schemaRefs>
-</ds:datastoreItem>
-</file>
-
-<file path=customXml/itemProps4.xml><?xml version="1.0" encoding="utf-8"?>
-<ds:datastoreItem xmlns:ds="http://schemas.openxmlformats.org/officeDocument/2006/customXml" ds:itemID="{517F7BEF-A2A4-4779-AC6E-1B40DE67F370}">
-  <ds:schemaRefs>
-    <ds:schemaRef ds:uri="http://schemas.microsoft.com/office/2006/metadata/properties"/>
-    <ds:schemaRef ds:uri="http://schemas.microsoft.com/office/infopath/2007/PartnerControls"/>
-    <ds:schemaRef ds:uri="88ba1dac-c692-4c8a-895c-b0e4a89e5e66"/>
-  </ds:schemaRefs>
-</ds:datastoreItem>
 </file>
--- a/sources/Sensei-Solution Architecture Document-1.0.docx
+++ b/sources/Sensei-Solution Architecture Document-1.0.docx
@@ -1719,7 +1719,7 @@
                 <w:noProof/>
                 <w:webHidden/>
               </w:rPr>
-              <w:t>12</w:t>
+              <w:t>11</w:t>
             </w:r>
             <w:r>
               <w:rPr>
@@ -1788,7 +1788,7 @@
                 <w:noProof/>
                 <w:webHidden/>
               </w:rPr>
-              <w:t>12</w:t>
+              <w:t>11</w:t>
             </w:r>
             <w:r>
               <w:rPr>
@@ -1857,7 +1857,7 @@
                 <w:noProof/>
                 <w:webHidden/>
               </w:rPr>
-              <w:t>12</w:t>
+              <w:t>11</w:t>
             </w:r>
             <w:r>
               <w:rPr>
@@ -1926,7 +1926,7 @@
                 <w:noProof/>
                 <w:webHidden/>
               </w:rPr>
-              <w:t>13</w:t>
+              <w:t>11</w:t>
             </w:r>
             <w:r>
               <w:rPr>
@@ -1995,7 +1995,7 @@
                 <w:noProof/>
                 <w:webHidden/>
               </w:rPr>
-              <w:t>17</w:t>
+              <w:t>12</w:t>
             </w:r>
             <w:r>
               <w:rPr>
@@ -2064,7 +2064,7 @@
                 <w:noProof/>
                 <w:webHidden/>
               </w:rPr>
-              <w:t>17</w:t>
+              <w:t>12</w:t>
             </w:r>
             <w:r>
               <w:rPr>
@@ -2133,7 +2133,7 @@
                 <w:noProof/>
                 <w:webHidden/>
               </w:rPr>
-              <w:t>18</w:t>
+              <w:t>13</w:t>
             </w:r>
             <w:r>
               <w:rPr>
@@ -2202,7 +2202,7 @@
                 <w:noProof/>
                 <w:webHidden/>
               </w:rPr>
-              <w:t>19</w:t>
+              <w:t>14</w:t>
             </w:r>
             <w:r>
               <w:rPr>
@@ -2271,7 +2271,7 @@
                 <w:noProof/>
                 <w:webHidden/>
               </w:rPr>
-              <w:t>20</w:t>
+              <w:t>15</w:t>
             </w:r>
             <w:r>
               <w:rPr>
@@ -2340,7 +2340,7 @@
                 <w:noProof/>
                 <w:webHidden/>
               </w:rPr>
-              <w:t>21</w:t>
+              <w:t>16</w:t>
             </w:r>
             <w:r>
               <w:rPr>
@@ -2409,7 +2409,7 @@
                 <w:noProof/>
                 <w:webHidden/>
               </w:rPr>
-              <w:t>22</w:t>
+              <w:t>17</w:t>
             </w:r>
             <w:r>
               <w:rPr>
@@ -2471,7 +2471,7 @@
                 <w:noProof/>
                 <w:webHidden/>
               </w:rPr>
-              <w:t>22</w:t>
+              <w:t>17</w:t>
             </w:r>
             <w:r>
               <w:rPr>
@@ -2540,7 +2540,7 @@
                 <w:noProof/>
                 <w:webHidden/>
               </w:rPr>
-              <w:t>23</w:t>
+              <w:t>18</w:t>
             </w:r>
             <w:r>
               <w:rPr>
@@ -2609,7 +2609,7 @@
                 <w:noProof/>
                 <w:webHidden/>
               </w:rPr>
-              <w:t>23</w:t>
+              <w:t>18</w:t>
             </w:r>
             <w:r>
               <w:rPr>
@@ -2678,7 +2678,7 @@
                 <w:noProof/>
                 <w:webHidden/>
               </w:rPr>
-              <w:t>24</w:t>
+              <w:t>19</w:t>
             </w:r>
             <w:r>
               <w:rPr>
@@ -2747,7 +2747,7 @@
                 <w:noProof/>
                 <w:webHidden/>
               </w:rPr>
-              <w:t>25</w:t>
+              <w:t>20</w:t>
             </w:r>
             <w:r>
               <w:rPr>
@@ -2816,7 +2816,7 @@
                 <w:noProof/>
                 <w:webHidden/>
               </w:rPr>
-              <w:t>26</w:t>
+              <w:t>21</w:t>
             </w:r>
             <w:r>
               <w:rPr>
@@ -2885,7 +2885,7 @@
                 <w:noProof/>
                 <w:webHidden/>
               </w:rPr>
-              <w:t>27</w:t>
+              <w:t>22</w:t>
             </w:r>
             <w:r>
               <w:rPr>
@@ -2954,7 +2954,7 @@
                 <w:noProof/>
                 <w:webHidden/>
               </w:rPr>
-              <w:t>28</w:t>
+              <w:t>23</w:t>
             </w:r>
             <w:r>
               <w:rPr>
@@ -3016,7 +3016,7 @@
                 <w:noProof/>
                 <w:webHidden/>
               </w:rPr>
-              <w:t>28</w:t>
+              <w:t>23</w:t>
             </w:r>
             <w:r>
               <w:rPr>
@@ -3085,7 +3085,7 @@
                 <w:noProof/>
                 <w:webHidden/>
               </w:rPr>
-              <w:t>29</w:t>
+              <w:t>24</w:t>
             </w:r>
             <w:r>
               <w:rPr>
@@ -3154,7 +3154,7 @@
                 <w:noProof/>
                 <w:webHidden/>
               </w:rPr>
-              <w:t>30</w:t>
+              <w:t>25</w:t>
             </w:r>
             <w:r>
               <w:rPr>
@@ -3223,7 +3223,7 @@
                 <w:noProof/>
                 <w:webHidden/>
               </w:rPr>
-              <w:t>31</w:t>
+              <w:t>26</w:t>
             </w:r>
             <w:r>
               <w:rPr>
@@ -3292,7 +3292,7 @@
                 <w:noProof/>
                 <w:webHidden/>
               </w:rPr>
-              <w:t>31</w:t>
+              <w:t>26</w:t>
             </w:r>
             <w:r>
               <w:rPr>
@@ -3361,7 +3361,7 @@
                 <w:noProof/>
                 <w:webHidden/>
               </w:rPr>
-              <w:t>32</w:t>
+              <w:t>27</w:t>
             </w:r>
             <w:r>
               <w:rPr>
@@ -3430,7 +3430,7 @@
                 <w:noProof/>
                 <w:webHidden/>
               </w:rPr>
-              <w:t>33</w:t>
+              <w:t>28</w:t>
             </w:r>
             <w:r>
               <w:rPr>
@@ -3492,7 +3492,7 @@
                 <w:noProof/>
                 <w:webHidden/>
               </w:rPr>
-              <w:t>33</w:t>
+              <w:t>28</w:t>
             </w:r>
             <w:r>
               <w:rPr>
@@ -3561,7 +3561,7 @@
                 <w:noProof/>
                 <w:webHidden/>
               </w:rPr>
-              <w:t>35</w:t>
+              <w:t>29</w:t>
             </w:r>
             <w:r>
               <w:rPr>
@@ -3630,7 +3630,7 @@
                 <w:noProof/>
                 <w:webHidden/>
               </w:rPr>
-              <w:t>35</w:t>
+              <w:t>29</w:t>
             </w:r>
             <w:r>
               <w:rPr>
@@ -3699,7 +3699,7 @@
                 <w:noProof/>
                 <w:webHidden/>
               </w:rPr>
-              <w:t>36</w:t>
+              <w:t>29</w:t>
             </w:r>
             <w:r>
               <w:rPr>
@@ -3768,7 +3768,7 @@
                 <w:noProof/>
                 <w:webHidden/>
               </w:rPr>
-              <w:t>36</w:t>
+              <w:t>29</w:t>
             </w:r>
             <w:r>
               <w:rPr>
@@ -3824,16 +3824,20 @@
                 <w:noProof/>
                 <w:webHidden/>
               </w:rPr>
+            </w:r>
+            <w:r>
+              <w:rPr>
+                <w:noProof/>
+                <w:webHidden/>
+              </w:rPr>
               <w:fldChar w:fldCharType="separate"/>
             </w:r>
             <w:r>
               <w:rPr>
-                <w:b/>
-                <w:bCs/>
-                <w:noProof/>
-                <w:webHidden/>
-              </w:rPr>
-              <w:t>Error! Bookmark not defined.</w:t>
+                <w:noProof/>
+                <w:webHidden/>
+              </w:rPr>
+              <w:t>30</w:t>
             </w:r>
             <w:r>
               <w:rPr>
@@ -3889,16 +3893,20 @@
                 <w:noProof/>
                 <w:webHidden/>
               </w:rPr>
+            </w:r>
+            <w:r>
+              <w:rPr>
+                <w:noProof/>
+                <w:webHidden/>
+              </w:rPr>
               <w:fldChar w:fldCharType="separate"/>
             </w:r>
             <w:r>
               <w:rPr>
-                <w:b/>
-                <w:bCs/>
-                <w:noProof/>
-                <w:webHidden/>
-              </w:rPr>
-              <w:t>Error! Bookmark not defined.</w:t>
+                <w:noProof/>
+                <w:webHidden/>
+              </w:rPr>
+              <w:t>30</w:t>
             </w:r>
             <w:r>
               <w:rPr>
@@ -3954,16 +3962,20 @@
                 <w:noProof/>
                 <w:webHidden/>
               </w:rPr>
+            </w:r>
+            <w:r>
+              <w:rPr>
+                <w:noProof/>
+                <w:webHidden/>
+              </w:rPr>
               <w:fldChar w:fldCharType="separate"/>
             </w:r>
             <w:r>
               <w:rPr>
-                <w:b/>
-                <w:bCs/>
-                <w:noProof/>
-                <w:webHidden/>
-              </w:rPr>
-              <w:t>Error! Bookmark not defined.</w:t>
+                <w:noProof/>
+                <w:webHidden/>
+              </w:rPr>
+              <w:t>30</w:t>
             </w:r>
             <w:r>
               <w:rPr>
@@ -4019,16 +4031,20 @@
                 <w:noProof/>
                 <w:webHidden/>
               </w:rPr>
+            </w:r>
+            <w:r>
+              <w:rPr>
+                <w:noProof/>
+                <w:webHidden/>
+              </w:rPr>
               <w:fldChar w:fldCharType="separate"/>
             </w:r>
             <w:r>
               <w:rPr>
-                <w:b/>
-                <w:bCs/>
-                <w:noProof/>
-                <w:webHidden/>
-              </w:rPr>
-              <w:t>Error! Bookmark not defined.</w:t>
+                <w:noProof/>
+                <w:webHidden/>
+              </w:rPr>
+              <w:t>30</w:t>
             </w:r>
             <w:r>
               <w:rPr>
@@ -4084,16 +4100,20 @@
                 <w:noProof/>
                 <w:webHidden/>
               </w:rPr>
+            </w:r>
+            <w:r>
+              <w:rPr>
+                <w:noProof/>
+                <w:webHidden/>
+              </w:rPr>
               <w:fldChar w:fldCharType="separate"/>
             </w:r>
             <w:r>
               <w:rPr>
-                <w:b/>
-                <w:bCs/>
-                <w:noProof/>
-                <w:webHidden/>
-              </w:rPr>
-              <w:t>Error! Bookmark not defined.</w:t>
+                <w:noProof/>
+                <w:webHidden/>
+              </w:rPr>
+              <w:t>30</w:t>
             </w:r>
             <w:r>
               <w:rPr>
@@ -4149,16 +4169,20 @@
                 <w:noProof/>
                 <w:webHidden/>
               </w:rPr>
+            </w:r>
+            <w:r>
+              <w:rPr>
+                <w:noProof/>
+                <w:webHidden/>
+              </w:rPr>
               <w:fldChar w:fldCharType="separate"/>
             </w:r>
             <w:r>
               <w:rPr>
-                <w:b/>
-                <w:bCs/>
-                <w:noProof/>
-                <w:webHidden/>
-              </w:rPr>
-              <w:t>Error! Bookmark not defined.</w:t>
+                <w:noProof/>
+                <w:webHidden/>
+              </w:rPr>
+              <w:t>30</w:t>
             </w:r>
             <w:r>
               <w:rPr>
@@ -4227,7 +4251,7 @@
                 <w:noProof/>
                 <w:webHidden/>
               </w:rPr>
-              <w:t>49</w:t>
+              <w:t>30</w:t>
             </w:r>
             <w:r>
               <w:rPr>
@@ -4296,7 +4320,7 @@
                 <w:noProof/>
                 <w:webHidden/>
               </w:rPr>
-              <w:t>50</w:t>
+              <w:t>30</w:t>
             </w:r>
             <w:r>
               <w:rPr>
@@ -4365,7 +4389,7 @@
                 <w:noProof/>
                 <w:webHidden/>
               </w:rPr>
-              <w:t>51</w:t>
+              <w:t>31</w:t>
             </w:r>
             <w:r>
               <w:rPr>
@@ -36566,27 +36590,10 @@
 </file>
 
 <file path=customXml/item1.xml><?xml version="1.0" encoding="utf-8"?>
-<?mso-contentType ?>
-<FormTemplates xmlns="http://schemas.microsoft.com/sharepoint/v3/contenttype/forms">
-  <Display>DocumentLibraryForm</Display>
-  <Edit>DocumentLibraryForm</Edit>
-  <New>DocumentLibraryForm</New>
-</FormTemplates>
+<b:Sources xmlns:b="http://schemas.openxmlformats.org/officeDocument/2006/bibliography" xmlns="http://schemas.openxmlformats.org/officeDocument/2006/bibliography" SelectedStyle="\APASixthEditionOfficeOnline.xsl" StyleName="APA" Version="6"/>
 </file>
 
 <file path=customXml/item2.xml><?xml version="1.0" encoding="utf-8"?>
-<b:Sources xmlns:b="http://schemas.openxmlformats.org/officeDocument/2006/bibliography" xmlns="http://schemas.openxmlformats.org/officeDocument/2006/bibliography" SelectedStyle="\APASixthEditionOfficeOnline.xsl" StyleName="APA" Version="6"/>
-</file>
-
-<file path=customXml/item3.xml><?xml version="1.0" encoding="utf-8"?>
-<p:properties xmlns:p="http://schemas.microsoft.com/office/2006/metadata/properties" xmlns:xsi="http://www.w3.org/2001/XMLSchema-instance" xmlns:pc="http://schemas.microsoft.com/office/infopath/2007/PartnerControls">
-  <documentManagement>
-    <_activity xmlns="88ba1dac-c692-4c8a-895c-b0e4a89e5e66" xsi:nil="true"/>
-  </documentManagement>
-</p:properties>
-</file>
-
-<file path=customXml/item4.xml><?xml version="1.0" encoding="utf-8"?>
 <ct:contentTypeSchema xmlns:ct="http://schemas.microsoft.com/office/2006/metadata/contentType" xmlns:ma="http://schemas.microsoft.com/office/2006/metadata/properties/metaAttributes" ct:_="" ma:_="" ma:contentTypeName="Document" ma:contentTypeID="0x01010058A39186A8FBAD4A91FA66114F1068AA" ma:contentTypeVersion="9" ma:contentTypeDescription="Create a new document." ma:contentTypeScope="" ma:versionID="a00ef3a3bb682533e39229d8eb75fffc">
   <xsd:schema xmlns:xsd="http://www.w3.org/2001/XMLSchema" xmlns:xs="http://www.w3.org/2001/XMLSchema" xmlns:p="http://schemas.microsoft.com/office/2006/metadata/properties" xmlns:ns3="88ba1dac-c692-4c8a-895c-b0e4a89e5e66" targetNamespace="http://schemas.microsoft.com/office/2006/metadata/properties" ma:root="true" ma:fieldsID="7969d9ffa1156cc6a32c54bc2871bc4c" ns3:_="">
     <xsd:import namespace="88ba1dac-c692-4c8a-895c-b0e4a89e5e66"/>
@@ -36762,15 +36769,24 @@
 </ct:contentTypeSchema>
 </file>
 
-<file path=customXml/itemProps1.xml><?xml version="1.0" encoding="utf-8"?>
-<ds:datastoreItem xmlns:ds="http://schemas.openxmlformats.org/officeDocument/2006/customXml" ds:itemID="{45B6F2DA-7C14-4798-95E0-27C1ED576726}">
-  <ds:schemaRefs>
-    <ds:schemaRef ds:uri="http://schemas.microsoft.com/sharepoint/v3/contenttype/forms"/>
-  </ds:schemaRefs>
-</ds:datastoreItem>
+<file path=customXml/item3.xml><?xml version="1.0" encoding="utf-8"?>
+<?mso-contentType ?>
+<FormTemplates xmlns="http://schemas.microsoft.com/sharepoint/v3/contenttype/forms">
+  <Display>DocumentLibraryForm</Display>
+  <Edit>DocumentLibraryForm</Edit>
+  <New>DocumentLibraryForm</New>
+</FormTemplates>
 </file>
 
-<file path=customXml/itemProps2.xml><?xml version="1.0" encoding="utf-8"?>
+<file path=customXml/item4.xml><?xml version="1.0" encoding="utf-8"?>
+<p:properties xmlns:p="http://schemas.microsoft.com/office/2006/metadata/properties" xmlns:xsi="http://www.w3.org/2001/XMLSchema-instance" xmlns:pc="http://schemas.microsoft.com/office/infopath/2007/PartnerControls">
+  <documentManagement>
+    <_activity xmlns="88ba1dac-c692-4c8a-895c-b0e4a89e5e66" xsi:nil="true"/>
+  </documentManagement>
+</p:properties>
+</file>
+
+<file path=customXml/itemProps1.xml><?xml version="1.0" encoding="utf-8"?>
 <ds:datastoreItem xmlns:ds="http://schemas.openxmlformats.org/officeDocument/2006/customXml" ds:itemID="{B86FB137-1DC7-4902-819B-F06225BDA39C}">
   <ds:schemaRefs>
     <ds:schemaRef ds:uri="http://schemas.openxmlformats.org/officeDocument/2006/bibliography"/>
@@ -36778,17 +36794,7 @@
 </ds:datastoreItem>
 </file>
 
-<file path=customXml/itemProps3.xml><?xml version="1.0" encoding="utf-8"?>
-<ds:datastoreItem xmlns:ds="http://schemas.openxmlformats.org/officeDocument/2006/customXml" ds:itemID="{517F7BEF-A2A4-4779-AC6E-1B40DE67F370}">
-  <ds:schemaRefs>
-    <ds:schemaRef ds:uri="http://schemas.microsoft.com/office/2006/metadata/properties"/>
-    <ds:schemaRef ds:uri="http://schemas.microsoft.com/office/infopath/2007/PartnerControls"/>
-    <ds:schemaRef ds:uri="88ba1dac-c692-4c8a-895c-b0e4a89e5e66"/>
-  </ds:schemaRefs>
-</ds:datastoreItem>
-</file>
-
-<file path=customXml/itemProps4.xml><?xml version="1.0" encoding="utf-8"?>
+<file path=customXml/itemProps2.xml><?xml version="1.0" encoding="utf-8"?>
 <ds:datastoreItem xmlns:ds="http://schemas.openxmlformats.org/officeDocument/2006/customXml" ds:itemID="{CC87B446-8883-41B2-812B-EC37ECFBF940}">
   <ds:schemaRefs>
     <ds:schemaRef ds:uri="http://schemas.microsoft.com/office/2006/metadata/contentType"/>
@@ -36804,4 +36810,22 @@
     <ds:schemaRef ds:uri="http://schemas.microsoft.com/internal/obd"/>
   </ds:schemaRefs>
 </ds:datastoreItem>
+</file>
+
+<file path=customXml/itemProps3.xml><?xml version="1.0" encoding="utf-8"?>
+<ds:datastoreItem xmlns:ds="http://schemas.openxmlformats.org/officeDocument/2006/customXml" ds:itemID="{45B6F2DA-7C14-4798-95E0-27C1ED576726}">
+  <ds:schemaRefs>
+    <ds:schemaRef ds:uri="http://schemas.microsoft.com/sharepoint/v3/contenttype/forms"/>
+  </ds:schemaRefs>
+</ds:datastoreItem>
+</file>
+
+<file path=customXml/itemProps4.xml><?xml version="1.0" encoding="utf-8"?>
+<ds:datastoreItem xmlns:ds="http://schemas.openxmlformats.org/officeDocument/2006/customXml" ds:itemID="{517F7BEF-A2A4-4779-AC6E-1B40DE67F370}">
+  <ds:schemaRefs>
+    <ds:schemaRef ds:uri="http://schemas.microsoft.com/office/2006/metadata/properties"/>
+    <ds:schemaRef ds:uri="http://schemas.microsoft.com/office/infopath/2007/PartnerControls"/>
+    <ds:schemaRef ds:uri="88ba1dac-c692-4c8a-895c-b0e4a89e5e66"/>
+  </ds:schemaRefs>
+</ds:datastoreItem>
 </file>